--- a/6 sem/АТПО/лаб2.docx
+++ b/6 sem/АТПО/лаб2.docx
@@ -2,6 +2,22 @@
 <file path=word/document.xml><?xml version="1.0" encoding="utf-8"?>
 <w:document xmlns:wpc="http://schemas.microsoft.com/office/word/2010/wordprocessingCanvas" xmlns:cx="http://schemas.microsoft.com/office/drawing/2014/chartex" xmlns:mc="http://schemas.openxmlformats.org/markup-compatibility/2006" xmlns:o="urn:schemas-microsoft-com:office:office" xmlns:r="http://schemas.openxmlformats.org/officeDocument/2006/relationships" xmlns:m="http://schemas.openxmlformats.org/officeDocument/2006/math" xmlns:v="urn:schemas-microsoft-com:vml" xmlns:wp14="http://schemas.microsoft.com/office/word/2010/wordprocessingDrawing" xmlns:wp="http://schemas.openxmlformats.org/drawingml/2006/wordprocessingDrawing" xmlns:w10="urn:schemas-microsoft-com:office:word" xmlns:w="http://schemas.openxmlformats.org/wordprocessingml/2006/main" xmlns:w14="http://schemas.microsoft.com/office/word/2010/wordml" xmlns:w15="http://schemas.microsoft.com/office/word/2012/wordml" xmlns:w16se="http://schemas.microsoft.com/office/word/2015/wordml/symex" xmlns:wpg="http://schemas.microsoft.com/office/word/2010/wordprocessingGroup" xmlns:wpi="http://schemas.microsoft.com/office/word/2010/wordprocessingInk" xmlns:wne="http://schemas.microsoft.com/office/word/2006/wordml" xmlns:wps="http://schemas.microsoft.com/office/word/2010/wordprocessingShape" mc:Ignorable="w14 w15 w16se wp14">
   <w:body>
+    <w:p>
+      <w:pPr>
+        <w:pStyle w:val="2"/>
+        <w:rPr>
+          <w:b w:val="0"/>
+        </w:rPr>
+      </w:pPr>
+      <w:r>
+        <w:rPr>
+          <w:b w:val="0"/>
+        </w:rPr>
+        <w:t>Вербицкий Д.А.</w:t>
+      </w:r>
+      <w:bookmarkStart w:id="0" w:name="_GoBack"/>
+      <w:bookmarkEnd w:id="0"/>
+    </w:p>
     <w:p>
       <w:pPr>
         <w:pStyle w:val="2"/>
@@ -21,7 +37,15 @@
       </w:hyperlink>
     </w:p>
     <w:p>
-      <w:r>
+      <w:pPr>
+        <w:rPr>
+          <w:b/>
+        </w:rPr>
+      </w:pPr>
+      <w:r>
+        <w:rPr>
+          <w:b/>
+        </w:rPr>
         <w:t>Баг 1</w:t>
       </w:r>
     </w:p>
@@ -104,10 +128,7 @@
     </w:p>
     <w:p>
       <w:r>
-        <w:t xml:space="preserve">Фактический результат: </w:t>
-      </w:r>
-      <w:r>
-        <w:t>различные картинки не показываются пользователю</w:t>
+        <w:t>Фактический результат: различные картинки не показываются пользователю</w:t>
       </w:r>
     </w:p>
     <w:p>
@@ -130,7 +151,15 @@
     </w:p>
     <w:p/>
     <w:p>
-      <w:r>
+      <w:pPr>
+        <w:rPr>
+          <w:b/>
+        </w:rPr>
+      </w:pPr>
+      <w:r>
+        <w:rPr>
+          <w:b/>
+        </w:rPr>
         <w:t>Баг 2</w:t>
       </w:r>
     </w:p>
@@ -169,6 +198,10 @@
     </w:p>
     <w:p>
       <w:r>
+        <w:rPr>
+          <w:noProof/>
+          <w:lang w:eastAsia="ru-RU"/>
+        </w:rPr>
         <w:lastRenderedPageBreak/>
         <w:drawing>
           <wp:inline distT="0" distB="0" distL="0" distR="0" wp14:anchorId="2E3A46AF" wp14:editId="61CBE475">
@@ -220,10 +253,7 @@
     </w:p>
     <w:p>
       <w:r>
-        <w:t xml:space="preserve">Ожидание: </w:t>
-      </w:r>
-      <w:r>
-        <w:t>пользователю показывается сообщение о некорректности введенного адреса</w:t>
+        <w:t>Ожидание: пользователю показывается сообщение о некорректности введенного адреса</w:t>
       </w:r>
     </w:p>
     <w:p>
@@ -238,7 +268,15 @@
     </w:p>
     <w:p/>
     <w:p>
-      <w:r>
+      <w:pPr>
+        <w:rPr>
+          <w:b/>
+        </w:rPr>
+      </w:pPr>
+      <w:r>
+        <w:rPr>
+          <w:b/>
+        </w:rPr>
         <w:t>Баг 3</w:t>
       </w:r>
     </w:p>
@@ -281,6 +319,10 @@
     </w:p>
     <w:p>
       <w:r>
+        <w:rPr>
+          <w:noProof/>
+          <w:lang w:eastAsia="ru-RU"/>
+        </w:rPr>
         <w:drawing>
           <wp:inline distT="0" distB="0" distL="0" distR="0" wp14:anchorId="293EF2E0" wp14:editId="425EF561">
             <wp:extent cx="5940425" cy="1863725"/>
@@ -342,8 +384,6 @@
       <w:r>
         <w:t>Приоритет: низкий</w:t>
       </w:r>
-      <w:bookmarkStart w:id="0" w:name="_GoBack"/>
-      <w:bookmarkEnd w:id="0"/>
     </w:p>
     <w:sectPr>
       <w:pgSz w:w="11906" w:h="16838"/>
